--- a/site/public/assets/research-reflection-questionnaire-zh.docx
+++ b/site/public/assets/research-reflection-questionnaire-zh.docx
@@ -338,7 +338,7 @@
           <w:sz w:val="22"/>
           <w:szCs w:val="22"/>
         </w:rPr>
-        <w:t xml:space="preserve">6. 請選擇本實驗室一項你感興趣的研究工作或研究方向。（請至少閱讀一篇本實驗室的論文或相關研究。）</w:t>
+        <w:t xml:space="preserve">6. 請選擇本實驗室一篇你感興趣的研究工作，並說說你的理解和你為什麼感興趣。（請至少閱讀一篇本實驗室的論文或相關研究。）</w:t>
       </w:r>
     </w:p>
     <w:p>

--- a/site/public/assets/research-reflection-questionnaire-zh.docx
+++ b/site/public/assets/research-reflection-questionnaire-zh.docx
@@ -44,7 +44,7 @@
           <w:sz w:val="20"/>
           <w:szCs w:val="20"/>
         </w:rPr>
-        <w:t xml:space="preserve">每題的思考面向、填寫注意事項與 AI 工具使用規範，請見網站「研究反思問卷」頁面。多數題目以一至三段回答即可；回答空間不足時，請自行延伸段落。完成後請將本文件轉成 PDF，隨申請信一起寄出。</w:t>
+        <w:t xml:space="preserve">每題的思考面向、填寫注意事項與 AI 工具使用規範，請見網站「研究反思問卷」頁面。多數題目以 5–10 句回答即可；回答空間不足時，請自行延伸段落。完成後請將本文件轉成 PDF，隨申請信一起寄出。</w:t>
       </w:r>
     </w:p>
     <w:p>
@@ -89,7 +89,7 @@
           <w:sz w:val="22"/>
           <w:szCs w:val="22"/>
         </w:rPr>
-        <w:t xml:space="preserve">申請身分（學士專題生／研究助理／碩士生／博士生）：</w:t>
+        <w:t xml:space="preserve">申請身分：學士專題生、研究助理、碩士生、博士生：</w:t>
       </w:r>
     </w:p>
     <w:p>
@@ -121,7 +121,7 @@
           <w:sz w:val="22"/>
           <w:szCs w:val="22"/>
         </w:rPr>
-        <w:t xml:space="preserve">預計開始時間／合作期間：</w:t>
+        <w:t xml:space="preserve">預計開始時間/合作期間：</w:t>
       </w:r>
     </w:p>
     <w:p>
@@ -153,7 +153,7 @@
           <w:sz w:val="22"/>
           <w:szCs w:val="22"/>
         </w:rPr>
-        <w:t xml:space="preserve">明確的時間目標（專題、畢業、碩博士申請、工作等，若有）：</w:t>
+        <w:t xml:space="preserve">是否有專題、畢業、研究所(碩、博)申請、工作或其他明確的時間目標：</w:t>
       </w:r>
     </w:p>
     <w:p>
@@ -189,7 +189,7 @@
     <w:p>
       <w:pPr>
         <w:pBdr>
-          <w:bottom w:val="single" w:color="BFBFBF" w:sz="2" w:space="12"/>
+          <w:bottom w:val="single" w:color="BFBFBF" w:sz="2" w:space="6"/>
         </w:pBdr>
         <w:spacing w:after="360"/>
       </w:pPr>
@@ -220,7 +220,7 @@
     <w:p>
       <w:pPr>
         <w:pBdr>
-          <w:bottom w:val="single" w:color="BFBFBF" w:sz="2" w:space="12"/>
+          <w:bottom w:val="single" w:color="BFBFBF" w:sz="2" w:space="6"/>
         </w:pBdr>
         <w:spacing w:after="360"/>
       </w:pPr>
@@ -251,38 +251,38 @@
     <w:p>
       <w:pPr>
         <w:pBdr>
-          <w:bottom w:val="single" w:color="BFBFBF" w:sz="2" w:space="12"/>
-        </w:pBdr>
-        <w:spacing w:after="360"/>
-      </w:pPr>
-      <w:r>
-        <w:rPr>
-          <w:rFonts w:ascii="Microsoft JhengHei" w:cs="Microsoft JhengHei" w:eastAsia="Microsoft JhengHei" w:hAnsi="Microsoft JhengHei"/>
-          <w:sz w:val="22"/>
-          <w:szCs w:val="22"/>
-        </w:rPr>
-        <w:t xml:space="preserve"/>
-      </w:r>
-    </w:p>
-    <w:p>
-      <w:pPr>
-        <w:spacing w:after="160"/>
-      </w:pPr>
-      <w:r>
-        <w:rPr>
-          <w:rFonts w:ascii="Microsoft JhengHei" w:cs="Microsoft JhengHei" w:eastAsia="Microsoft JhengHei" w:hAnsi="Microsoft JhengHei"/>
-          <w:b/>
-          <w:bCs/>
-          <w:sz w:val="22"/>
-          <w:szCs w:val="22"/>
-        </w:rPr>
-        <w:t xml:space="preserve">4. 當你遇到一個自己不會的問題時，通常如何開始？（請使用一個具體例子。）</w:t>
-      </w:r>
-    </w:p>
-    <w:p>
-      <w:pPr>
-        <w:pBdr>
-          <w:bottom w:val="single" w:color="BFBFBF" w:sz="2" w:space="12"/>
+          <w:bottom w:val="single" w:color="BFBFBF" w:sz="2" w:space="6"/>
+        </w:pBdr>
+        <w:spacing w:after="360"/>
+      </w:pPr>
+      <w:r>
+        <w:rPr>
+          <w:rFonts w:ascii="Microsoft JhengHei" w:cs="Microsoft JhengHei" w:eastAsia="Microsoft JhengHei" w:hAnsi="Microsoft JhengHei"/>
+          <w:sz w:val="22"/>
+          <w:szCs w:val="22"/>
+        </w:rPr>
+        <w:t xml:space="preserve"/>
+      </w:r>
+    </w:p>
+    <w:p>
+      <w:pPr>
+        <w:spacing w:after="160"/>
+      </w:pPr>
+      <w:r>
+        <w:rPr>
+          <w:rFonts w:ascii="Microsoft JhengHei" w:cs="Microsoft JhengHei" w:eastAsia="Microsoft JhengHei" w:hAnsi="Microsoft JhengHei"/>
+          <w:b/>
+          <w:bCs/>
+          <w:sz w:val="22"/>
+          <w:szCs w:val="22"/>
+        </w:rPr>
+        <w:t xml:space="preserve">4. 當你遇到一個自己不會的問題時，通常如何開始？</w:t>
+      </w:r>
+    </w:p>
+    <w:p>
+      <w:pPr>
+        <w:pBdr>
+          <w:bottom w:val="single" w:color="BFBFBF" w:sz="2" w:space="6"/>
         </w:pBdr>
         <w:spacing w:after="360"/>
       </w:pPr>
@@ -313,38 +313,38 @@
     <w:p>
       <w:pPr>
         <w:pBdr>
-          <w:bottom w:val="single" w:color="BFBFBF" w:sz="2" w:space="12"/>
-        </w:pBdr>
-        <w:spacing w:after="360"/>
-      </w:pPr>
-      <w:r>
-        <w:rPr>
-          <w:rFonts w:ascii="Microsoft JhengHei" w:cs="Microsoft JhengHei" w:eastAsia="Microsoft JhengHei" w:hAnsi="Microsoft JhengHei"/>
-          <w:sz w:val="22"/>
-          <w:szCs w:val="22"/>
-        </w:rPr>
-        <w:t xml:space="preserve"/>
-      </w:r>
-    </w:p>
-    <w:p>
-      <w:pPr>
-        <w:spacing w:after="160"/>
-      </w:pPr>
-      <w:r>
-        <w:rPr>
-          <w:rFonts w:ascii="Microsoft JhengHei" w:cs="Microsoft JhengHei" w:eastAsia="Microsoft JhengHei" w:hAnsi="Microsoft JhengHei"/>
-          <w:b/>
-          <w:bCs/>
-          <w:sz w:val="22"/>
-          <w:szCs w:val="22"/>
-        </w:rPr>
-        <w:t xml:space="preserve">6. 請選擇本實驗室一篇你感興趣的研究工作，並說說你的理解和你為什麼感興趣。（請至少閱讀一篇本實驗室的論文或相關研究。）</w:t>
-      </w:r>
-    </w:p>
-    <w:p>
-      <w:pPr>
-        <w:pBdr>
-          <w:bottom w:val="single" w:color="BFBFBF" w:sz="2" w:space="12"/>
+          <w:bottom w:val="single" w:color="BFBFBF" w:sz="2" w:space="6"/>
+        </w:pBdr>
+        <w:spacing w:after="360"/>
+      </w:pPr>
+      <w:r>
+        <w:rPr>
+          <w:rFonts w:ascii="Microsoft JhengHei" w:cs="Microsoft JhengHei" w:eastAsia="Microsoft JhengHei" w:hAnsi="Microsoft JhengHei"/>
+          <w:sz w:val="22"/>
+          <w:szCs w:val="22"/>
+        </w:rPr>
+        <w:t xml:space="preserve"/>
+      </w:r>
+    </w:p>
+    <w:p>
+      <w:pPr>
+        <w:spacing w:after="160"/>
+      </w:pPr>
+      <w:r>
+        <w:rPr>
+          <w:rFonts w:ascii="Microsoft JhengHei" w:cs="Microsoft JhengHei" w:eastAsia="Microsoft JhengHei" w:hAnsi="Microsoft JhengHei"/>
+          <w:b/>
+          <w:bCs/>
+          <w:sz w:val="22"/>
+          <w:szCs w:val="22"/>
+        </w:rPr>
+        <w:t xml:space="preserve">6. 請選擇本實驗室一篇你感興趣的研究工作，並說說你的理解和你為什麼感興趣。</w:t>
+      </w:r>
+    </w:p>
+    <w:p>
+      <w:pPr>
+        <w:pBdr>
+          <w:bottom w:val="single" w:color="BFBFBF" w:sz="2" w:space="6"/>
         </w:pBdr>
         <w:spacing w:after="360"/>
       </w:pPr>
@@ -375,7 +375,7 @@
     <w:p>
       <w:pPr>
         <w:pBdr>
-          <w:bottom w:val="single" w:color="BFBFBF" w:sz="2" w:space="12"/>
+          <w:bottom w:val="single" w:color="BFBFBF" w:sz="2" w:space="6"/>
         </w:pBdr>
         <w:spacing w:after="360"/>
       </w:pPr>
@@ -406,69 +406,69 @@
     <w:p>
       <w:pPr>
         <w:pBdr>
-          <w:bottom w:val="single" w:color="BFBFBF" w:sz="2" w:space="12"/>
-        </w:pBdr>
-        <w:spacing w:after="360"/>
-      </w:pPr>
-      <w:r>
-        <w:rPr>
-          <w:rFonts w:ascii="Microsoft JhengHei" w:cs="Microsoft JhengHei" w:eastAsia="Microsoft JhengHei" w:hAnsi="Microsoft JhengHei"/>
-          <w:sz w:val="22"/>
-          <w:szCs w:val="22"/>
-        </w:rPr>
-        <w:t xml:space="preserve"/>
-      </w:r>
-    </w:p>
-    <w:p>
-      <w:pPr>
-        <w:spacing w:after="160"/>
-      </w:pPr>
-      <w:r>
-        <w:rPr>
-          <w:rFonts w:ascii="Microsoft JhengHei" w:cs="Microsoft JhengHei" w:eastAsia="Microsoft JhengHei" w:hAnsi="Microsoft JhengHei"/>
-          <w:b/>
-          <w:bCs/>
-          <w:sz w:val="22"/>
-          <w:szCs w:val="22"/>
-        </w:rPr>
-        <w:t xml:space="preserve">9. 當你不同意老師、指導者或團隊成員的判斷時，你通常會怎麼處理？（請使用一個具體例子。）</w:t>
-      </w:r>
-    </w:p>
-    <w:p>
-      <w:pPr>
-        <w:pBdr>
-          <w:bottom w:val="single" w:color="BFBFBF" w:sz="2" w:space="12"/>
-        </w:pBdr>
-        <w:spacing w:after="360"/>
-      </w:pPr>
-      <w:r>
-        <w:rPr>
-          <w:rFonts w:ascii="Microsoft JhengHei" w:cs="Microsoft JhengHei" w:eastAsia="Microsoft JhengHei" w:hAnsi="Microsoft JhengHei"/>
-          <w:sz w:val="22"/>
-          <w:szCs w:val="22"/>
-        </w:rPr>
-        <w:t xml:space="preserve"/>
-      </w:r>
-    </w:p>
-    <w:p>
-      <w:pPr>
-        <w:spacing w:after="160"/>
-      </w:pPr>
-      <w:r>
-        <w:rPr>
-          <w:rFonts w:ascii="Microsoft JhengHei" w:cs="Microsoft JhengHei" w:eastAsia="Microsoft JhengHei" w:hAnsi="Microsoft JhengHei"/>
-          <w:b/>
-          <w:bCs/>
-          <w:sz w:val="22"/>
-          <w:szCs w:val="22"/>
-        </w:rPr>
-        <w:t xml:space="preserve">10. 閱讀完網站「我們怎麼做研究」之後，哪些地方讓你覺得可能適合自己？哪些地方讓你感到猶豫、擔心或需要進一步確認？</w:t>
-      </w:r>
-    </w:p>
-    <w:p>
-      <w:pPr>
-        <w:pBdr>
-          <w:bottom w:val="single" w:color="BFBFBF" w:sz="2" w:space="12"/>
+          <w:bottom w:val="single" w:color="BFBFBF" w:sz="2" w:space="6"/>
+        </w:pBdr>
+        <w:spacing w:after="360"/>
+      </w:pPr>
+      <w:r>
+        <w:rPr>
+          <w:rFonts w:ascii="Microsoft JhengHei" w:cs="Microsoft JhengHei" w:eastAsia="Microsoft JhengHei" w:hAnsi="Microsoft JhengHei"/>
+          <w:sz w:val="22"/>
+          <w:szCs w:val="22"/>
+        </w:rPr>
+        <w:t xml:space="preserve"/>
+      </w:r>
+    </w:p>
+    <w:p>
+      <w:pPr>
+        <w:spacing w:after="160"/>
+      </w:pPr>
+      <w:r>
+        <w:rPr>
+          <w:rFonts w:ascii="Microsoft JhengHei" w:cs="Microsoft JhengHei" w:eastAsia="Microsoft JhengHei" w:hAnsi="Microsoft JhengHei"/>
+          <w:b/>
+          <w:bCs/>
+          <w:sz w:val="22"/>
+          <w:szCs w:val="22"/>
+        </w:rPr>
+        <w:t xml:space="preserve">9. 當你不同意老師、指導者或團隊成員的判斷時，你通常會怎麼處理？</w:t>
+      </w:r>
+    </w:p>
+    <w:p>
+      <w:pPr>
+        <w:pBdr>
+          <w:bottom w:val="single" w:color="BFBFBF" w:sz="2" w:space="6"/>
+        </w:pBdr>
+        <w:spacing w:after="360"/>
+      </w:pPr>
+      <w:r>
+        <w:rPr>
+          <w:rFonts w:ascii="Microsoft JhengHei" w:cs="Microsoft JhengHei" w:eastAsia="Microsoft JhengHei" w:hAnsi="Microsoft JhengHei"/>
+          <w:sz w:val="22"/>
+          <w:szCs w:val="22"/>
+        </w:rPr>
+        <w:t xml:space="preserve"/>
+      </w:r>
+    </w:p>
+    <w:p>
+      <w:pPr>
+        <w:spacing w:after="160"/>
+      </w:pPr>
+      <w:r>
+        <w:rPr>
+          <w:rFonts w:ascii="Microsoft JhengHei" w:cs="Microsoft JhengHei" w:eastAsia="Microsoft JhengHei" w:hAnsi="Microsoft JhengHei"/>
+          <w:b/>
+          <w:bCs/>
+          <w:sz w:val="22"/>
+          <w:szCs w:val="22"/>
+        </w:rPr>
+        <w:t xml:space="preserve">10. 閱讀完我們怎麼做研究之後，哪些地方讓你覺得可能適合自己？哪些地方讓你感到猶豫、擔心或需要進一步確認？</w:t>
+      </w:r>
+    </w:p>
+    <w:p>
+      <w:pPr>
+        <w:pBdr>
+          <w:bottom w:val="single" w:color="BFBFBF" w:sz="2" w:space="6"/>
         </w:pBdr>
         <w:spacing w:after="360"/>
       </w:pPr>

--- a/site/public/assets/research-reflection-questionnaire-zh.docx
+++ b/site/public/assets/research-reflection-questionnaire-zh.docx
@@ -30,7 +30,7 @@
           <w:sz w:val="22"/>
           <w:szCs w:val="22"/>
         </w:rPr>
-        <w:t xml:space="preserve">王士欣實驗室 — 申請文件</w:t>
+        <w:t xml:space="preserve">王士欣研究室 — 申請文件</w:t>
       </w:r>
     </w:p>
     <w:p>
@@ -183,7 +183,7 @@
           <w:sz w:val="22"/>
           <w:szCs w:val="22"/>
         </w:rPr>
-        <w:t xml:space="preserve">1. 你目前為什麼想加入實驗室或嘗試研究？</w:t>
+        <w:t xml:space="preserve">1. 你目前為什麼想加入研究室或嘗試研究？</w:t>
       </w:r>
     </w:p>
     <w:p>
@@ -338,7 +338,7 @@
           <w:sz w:val="22"/>
           <w:szCs w:val="22"/>
         </w:rPr>
-        <w:t xml:space="preserve">6. 請選擇本實驗室一篇你感興趣的研究工作，並說說你的理解和你為什麼感興趣。</w:t>
+        <w:t xml:space="preserve">6. 請選擇本研究室一篇你感興趣的研究工作，並說說你的理解和你為什麼感興趣。</w:t>
       </w:r>
     </w:p>
     <w:p>
